--- a/UX/Research/literatuuronderzoek.docx
+++ b/UX/Research/literatuuronderzoek.docx
@@ -67,7 +67,7 @@
           <w:sz w:val="22"/>
           <w:szCs w:val="22"/>
         </w:rPr>
-        <w:t xml:space="preserve">Carolina</w:t>
+        <w:t xml:space="preserve">Carolina Sauselé</w:t>
       </w:r>
     </w:p>
     <w:p>
@@ -81,7 +81,35 @@
           <w:sz w:val="22"/>
           <w:szCs w:val="22"/>
         </w:rPr>
-        <w:t xml:space="preserve">Stage bij StudieStap — UX-onderzoek AI-coach</w:t>
+        <w:t xml:space="preserve">Studentnummer: s1146388</w:t>
+      </w:r>
+    </w:p>
+    <w:p>
+      <w:pPr>
+        <w:spacing w:after="40"/>
+        <w:jc w:val="center"/>
+      </w:pPr>
+      <w:r>
+        <w:rPr>
+          <w:rFonts w:ascii="Calibri" w:cs="Calibri" w:eastAsia="Calibri" w:hAnsi="Calibri"/>
+          <w:sz w:val="22"/>
+          <w:szCs w:val="22"/>
+        </w:rPr>
+        <w:t xml:space="preserve">Stage bij StudieStap UX-onderzoek AI-coach</w:t>
+      </w:r>
+    </w:p>
+    <w:p>
+      <w:pPr>
+        <w:spacing w:after="40"/>
+        <w:jc w:val="center"/>
+      </w:pPr>
+      <w:r>
+        <w:rPr>
+          <w:rFonts w:ascii="Calibri" w:cs="Calibri" w:eastAsia="Calibri" w:hAnsi="Calibri"/>
+          <w:sz w:val="22"/>
+          <w:szCs w:val="22"/>
+        </w:rPr>
+        <w:t xml:space="preserve">Stageodocent: Marlon Grootveld</w:t>
       </w:r>
     </w:p>
     <w:p>
@@ -209,7 +237,7 @@
             </w:tabs>
           </w:pPr>
           <w:r>
-            <w:t xml:space="default">5. Deelvraag 3: helpt een prototype StudieStappers echt verbeteren?</w:t>
+            <w:t xml:space="default">5. Deelvraag 3: onder welke voorwaarden leidt feedback tot gedragsverandering?</w:t>
             <w:tab/>
             <w:t xml:space="default">5</w:t>
           </w:r>
@@ -347,7 +375,7 @@
           <w:sz w:val="22"/>
           <w:szCs w:val="22"/>
         </w:rPr>
-        <w:t xml:space="preserve">3. In hoeverre ondersteunt een prototype van de feedback-ervaring StudieStappers daadwerkelijk bij het verbeteren van hun workshops?</w:t>
+        <w:t xml:space="preserve">3. Onder welke voorwaarden leidt feedback ook echt tot gedragsverandering, en niet alleen tot beter begrip?</w:t>
       </w:r>
     </w:p>
     <w:p>
@@ -397,23 +425,23 @@
           <w:sz w:val="22"/>
           <w:szCs w:val="22"/>
         </w:rPr>
-        <w:t xml:space="preserve">Ik gebruik drie soorten onderzoek: onderzoek naar feedback in het algemeen, onderzoek naar feedback-dashboards, en onderzoek naar AI-tools die spreekgedrag en vragen analyseren. Dat laatste is precies het soort gedrag dat de AI-coach ook gaat meten. Voor de eerste twee deelvragen geeft de literatuur al een redelijk duidelijk antwoord.</w:t>
-      </w:r>
-    </w:p>
-    <w:p>
-      <w:pPr>
-        <w:spacing w:after="200" w:line="276"/>
-        <w:jc w:val="both"/>
-      </w:pPr>
-      <w:r>
-        <w:rPr>
-          <w:rFonts w:ascii="Calibri" w:cs="Calibri" w:eastAsia="Calibri" w:hAnsi="Calibri"/>
-          <w:i w:val="false"/>
-          <w:iCs w:val="false"/>
-          <w:sz w:val="22"/>
-          <w:szCs w:val="22"/>
-        </w:rPr>
-        <w:t xml:space="preserve">De derde deelvraag gaat over of een prototype StudieStappers ook echt helpt verbeteren. Dat kan de literatuur maar ten dele beantwoorden: het volledige antwoord volgt pas als ik het prototype van de AI-coach later in mijn stage test bij StudieStappers zelf, met een enquête en een paar gesprekken.</w:t>
+        <w:t xml:space="preserve">Ik gebruik drie soorten onderzoek: onderzoek naar feedback in het algemeen, onderzoek naar feedback-dashboards, en onderzoek naar AI-tools die spreekgedrag en vragen analyseren. Dat laatste is precies het soort gedrag dat de AI-coach ook gaat meten. Voor alle drie de deelvragen geeft deze literatuur een duidelijk antwoord.</w:t>
+      </w:r>
+    </w:p>
+    <w:p>
+      <w:pPr>
+        <w:spacing w:after="200" w:line="276"/>
+        <w:jc w:val="both"/>
+      </w:pPr>
+      <w:r>
+        <w:rPr>
+          <w:rFonts w:ascii="Calibri" w:cs="Calibri" w:eastAsia="Calibri" w:hAnsi="Calibri"/>
+          <w:i w:val="false"/>
+          <w:iCs w:val="false"/>
+          <w:sz w:val="22"/>
+          <w:szCs w:val="22"/>
+        </w:rPr>
+        <w:t xml:space="preserve">Voor de derde deelvraag vergelijk ik vooral onderzoek waarin feedback wél tot ander gedrag leidde met onderzoek waarin dat niet of nauwelijks gebeurde, om te zien wat precies het verschil maakt.</w:t>
       </w:r>
     </w:p>
     <w:p>
@@ -675,87 +703,103 @@
           <w:sz w:val="32"/>
           <w:szCs w:val="32"/>
         </w:rPr>
-        <w:t xml:space="preserve">5. Deelvraag 3: helpt een prototype StudieStappers echt verbeteren?</w:t>
-      </w:r>
-    </w:p>
-    <w:p>
-      <w:pPr>
-        <w:spacing w:after="200" w:line="276"/>
-        <w:jc w:val="both"/>
-      </w:pPr>
-      <w:r>
-        <w:rPr>
-          <w:rFonts w:ascii="Calibri" w:cs="Calibri" w:eastAsia="Calibri" w:hAnsi="Calibri"/>
-          <w:i w:val="false"/>
-          <w:iCs w:val="false"/>
-          <w:sz w:val="22"/>
-          <w:szCs w:val="22"/>
-        </w:rPr>
-        <w:t xml:space="preserve">Deze deelvraag gaat niet over wat feedback in theorie zou moeten doen, maar over of het in de praktijk ook echt werkt. Dat is lastiger te beantwoorden met alleen literatuur, omdat het afhangt van het specifieke prototype en de specifieke StudieStappers. Toch geeft onderzoek een aantal aanwijzingen.</w:t>
-      </w:r>
-    </w:p>
-    <w:p>
-      <w:pPr>
-        <w:spacing w:after="200" w:line="276"/>
-        <w:jc w:val="both"/>
-      </w:pPr>
-      <w:r>
-        <w:rPr>
-          <w:rFonts w:ascii="Calibri" w:cs="Calibri" w:eastAsia="Calibri" w:hAnsi="Calibri"/>
-          <w:i w:val="false"/>
-          <w:iCs w:val="false"/>
-          <w:sz w:val="22"/>
-          <w:szCs w:val="22"/>
-        </w:rPr>
-        <w:t xml:space="preserve">Park en Jo (2019) zagen dat zelfs bij een dashboard dat studenten best begrijpelijk en nuttig vonden, hun gedrag maar een beetje veranderde. Een dashboard tonen is dus geen garantie dat mensen er ook echt iets mee doen.</w:t>
-      </w:r>
-    </w:p>
-    <w:p>
-      <w:pPr>
-        <w:spacing w:after="200" w:line="276"/>
-        <w:jc w:val="both"/>
-      </w:pPr>
-      <w:r>
-        <w:rPr>
-          <w:rFonts w:ascii="Calibri" w:cs="Calibri" w:eastAsia="Calibri" w:hAnsi="Calibri"/>
-          <w:i w:val="false"/>
-          <w:iCs w:val="false"/>
-          <w:sz w:val="22"/>
-          <w:szCs w:val="22"/>
-        </w:rPr>
-        <w:t xml:space="preserve">Demszky en collega's (2025) laten wel zien dat het wél kan werken. Ze deden een experiment met 224 leraren in de Verenigde Staten en testten wat er gebeurt als leraren automatische feedback krijgen over precies het soort gedrag dat de AI-coach ook gaat meten: de vragen die ze stellen. De leraren die deze feedback kregen, gingen daarna zo'n 20 procent vaker open vragen stellen dan de groep zonder feedback. Dit is het sterkste bewijs uit dit onderzoek dat automatische feedback over spreekgedrag StudieStappers ook echt kan helpen verbeteren.</w:t>
-      </w:r>
-    </w:p>
-    <w:p>
-      <w:pPr>
-        <w:spacing w:after="200" w:line="276"/>
-        <w:jc w:val="both"/>
-      </w:pPr>
-      <w:r>
-        <w:rPr>
-          <w:rFonts w:ascii="Calibri" w:cs="Calibri" w:eastAsia="Calibri" w:hAnsi="Calibri"/>
-          <w:i w:val="false"/>
-          <w:iCs w:val="false"/>
-          <w:sz w:val="22"/>
-          <w:szCs w:val="22"/>
-        </w:rPr>
-        <w:t xml:space="preserve">Dit onderzoek ging wel over Amerikaanse leraren die feedback per e-mail kregen, niet over StudieStappers met een prototype van de AI-coach. De literatuur laat dus zien dat het in vergelijkbare situaties kan werken, maar geeft geen garantie voor deze specifieke tool. Het volledige antwoord op deze deelvraag volgt pas als ik het prototype van de feedback-ervaring test bij StudieStappers zelf, met de enquête en de gesprekken die ik later in mijn stage ga doen.</w:t>
-      </w:r>
-    </w:p>
-    <w:p>
-      <w:pPr>
-        <w:spacing w:after="200" w:line="276"/>
-        <w:jc w:val="both"/>
-      </w:pPr>
-      <w:r>
-        <w:rPr>
-          <w:rFonts w:ascii="Calibri" w:cs="Calibri" w:eastAsia="Calibri" w:hAnsi="Calibri"/>
-          <w:i w:val="false"/>
-          <w:iCs w:val="false"/>
-          <w:sz w:val="22"/>
-          <w:szCs w:val="22"/>
-        </w:rPr>
-        <w:t xml:space="preserve">Het antwoord op de derde deelvraag is op basis van de literatuur voorzichtig positief: een goed ontworpen prototype kán StudieStappers helpen verbeteren, zeker als de feedback voldoet aan de voorwaarden uit deelvraag 1 en 2. Maar dit moet nog worden getoetst bij StudieStappers zelf, voordat ik dit zeker weet.</w:t>
+        <w:t xml:space="preserve">5. Deelvraag 3: onder welke voorwaarden leidt feedback tot gedragsverandering?</w:t>
+      </w:r>
+    </w:p>
+    <w:p>
+      <w:pPr>
+        <w:spacing w:after="200" w:line="276"/>
+        <w:jc w:val="both"/>
+      </w:pPr>
+      <w:r>
+        <w:rPr>
+          <w:rFonts w:ascii="Calibri" w:cs="Calibri" w:eastAsia="Calibri" w:hAnsi="Calibri"/>
+          <w:i w:val="false"/>
+          <w:iCs w:val="false"/>
+          <w:sz w:val="22"/>
+          <w:szCs w:val="22"/>
+        </w:rPr>
+        <w:t xml:space="preserve">Deze deelvraag gaat over het laatste stukje van de hoofdvraag: niet alleen of StudieStappers feedback begrijpen en vertrouwen, maar of ze er ook echt iets mee doen. Begrip en gedragsverandering blijken namelijk niet hetzelfde te zijn.</w:t>
+      </w:r>
+    </w:p>
+    <w:p>
+      <w:pPr>
+        <w:spacing w:after="200" w:line="276"/>
+        <w:jc w:val="both"/>
+      </w:pPr>
+      <w:r>
+        <w:rPr>
+          <w:rFonts w:ascii="Calibri" w:cs="Calibri" w:eastAsia="Calibri" w:hAnsi="Calibri"/>
+          <w:i w:val="false"/>
+          <w:iCs w:val="false"/>
+          <w:sz w:val="22"/>
+          <w:szCs w:val="22"/>
+        </w:rPr>
+        <w:t xml:space="preserve">Park en Jo (2019) zagen dit ook in hun onderzoek naar het leeranalyse-dashboard. Studenten die het dashboard mooi en makkelijk vonden, begrepen de informatie beter en vonden die ook nuttiger. Maar hun daadwerkelijke gedrag veranderde daardoor maar weinig. Een dashboard dat goed te begrijpen is, is dus geen garantie dat mensen er ook echt anders van gaan handelen.</w:t>
+      </w:r>
+    </w:p>
+    <w:p>
+      <w:pPr>
+        <w:spacing w:after="200" w:line="276"/>
+        <w:jc w:val="both"/>
+      </w:pPr>
+      <w:r>
+        <w:rPr>
+          <w:rFonts w:ascii="Calibri" w:cs="Calibri" w:eastAsia="Calibri" w:hAnsi="Calibri"/>
+          <w:i w:val="false"/>
+          <w:iCs w:val="false"/>
+          <w:sz w:val="22"/>
+          <w:szCs w:val="22"/>
+        </w:rPr>
+        <w:t xml:space="preserve">Demszky en collega's (2025) vonden juist wel een duidelijk effect. In hun onderzoek onder 224 leraren in de Verenigde Staten leidde automatische feedback over vraagstelling tot zo'n 20 procent meer open vragen. Het verschil met het dashboard van Park en Jo zat vooral in wat de feedback liet zien: geen brede leerstatistiek, maar één concreet en specifiek gedrag dat de leraren de volgende les direct konden aanpassen. Bovendien kregen ze deze feedback herhaaldelijk, na elke les opnieuw, in plaats van één keer.</w:t>
+      </w:r>
+    </w:p>
+    <w:p>
+      <w:pPr>
+        <w:spacing w:after="200" w:line="276"/>
+        <w:jc w:val="both"/>
+      </w:pPr>
+      <w:r>
+        <w:rPr>
+          <w:rFonts w:ascii="Calibri" w:cs="Calibri" w:eastAsia="Calibri" w:hAnsi="Calibri"/>
+          <w:i w:val="false"/>
+          <w:iCs w:val="false"/>
+          <w:sz w:val="22"/>
+          <w:szCs w:val="22"/>
+        </w:rPr>
+        <w:t xml:space="preserve">Dit sluit aan bij wat Hattie en Timperley (2007) al lieten zien: feedback die alleen laat zien hoe het nu gaat, verandert weinig. Pas feedback die ook een concrete volgende stap meegeeft, zet mensen aan tot ander gedrag. Shute (2008) voegt toe dat dit sneller lukt naarmate feedback dichter op het moment zelf volgt en in behapbare stukken komt: te veel informatie tegelijk werkt averechts, omdat mensen dan niet meer weten waar ze moeten beginnen.</w:t>
+      </w:r>
+    </w:p>
+    <w:p>
+      <w:pPr>
+        <w:spacing w:after="200" w:line="276"/>
+        <w:jc w:val="both"/>
+      </w:pPr>
+      <w:r>
+        <w:rPr>
+          <w:rFonts w:ascii="Calibri" w:cs="Calibri" w:eastAsia="Calibri" w:hAnsi="Calibri"/>
+          <w:i w:val="false"/>
+          <w:iCs w:val="false"/>
+          <w:sz w:val="22"/>
+          <w:szCs w:val="22"/>
+        </w:rPr>
+        <w:t xml:space="preserve">Ook de toon van de feedback speelt mee. Deci, Olafsen en Ryan (2017) laten zien dat mensen sneller uit zichzelf hun gedrag aanpassen bij feedback die aanvoelt als een eigen keuze, en niet bij feedback die aanvoelt als een verplichting van bovenaf. En zonder vertrouwen in hoe de feedback tot stand komt, blijft gedragsverandering al helemaal uit: Alghamdi en Alghizzi (2025) laten zien dat mensen niet naar feedback handelen die aanvoelt als een 'black box', ook al begrijpen ze op zich wat er staat.</w:t>
+      </w:r>
+    </w:p>
+    <w:p>
+      <w:pPr>
+        <w:spacing w:after="200" w:line="276"/>
+        <w:jc w:val="both"/>
+      </w:pPr>
+      <w:r>
+        <w:rPr>
+          <w:rFonts w:ascii="Calibri" w:cs="Calibri" w:eastAsia="Calibri" w:hAnsi="Calibri"/>
+          <w:i w:val="false"/>
+          <w:iCs w:val="false"/>
+          <w:sz w:val="22"/>
+          <w:szCs w:val="22"/>
+        </w:rPr>
+        <w:t xml:space="preserve">Het antwoord op de derde deelvraag: feedback leidt pas tot echte gedragsverandering als die aan meer voldoet dan alleen begrijpelijk zijn. Ze moet gaan over één concreet, specifiek gedrag in plaats van een brede score. Ze moet een duidelijke volgende stap geven, snel na het moment zelf en in kleine stukken. Ze moet herhaald terugkomen, zodat er ruimte is om het steeds opnieuw te proberen. En ze moet aanvoelen als een eigen keuze, van een tool die StudieStappers vertrouwen, niet als een verplichting van bovenaf. Deze voorwaarden vormen een goede leidraad om straks in de enquête te toetsen of ze ook voor StudieStappers zelf gelden.</w:t>
       </w:r>
     </w:p>
     <w:p>
@@ -837,23 +881,23 @@
           <w:sz w:val="22"/>
           <w:szCs w:val="22"/>
         </w:rPr>
-        <w:t xml:space="preserve">Uit deelvraag 3 volgt dat dit in theorie kan werken. Het duidelijkste bewijs komt van een tool die precies hetzelfde soort gedrag meet als de AI-coach. Maar zeker is het pas na het testen van het prototype bij StudieStappers zelf.</w:t>
-      </w:r>
-    </w:p>
-    <w:p>
-      <w:pPr>
-        <w:spacing w:after="200" w:line="276"/>
-        <w:jc w:val="both"/>
-      </w:pPr>
-      <w:r>
-        <w:rPr>
-          <w:rFonts w:ascii="Calibri" w:cs="Calibri" w:eastAsia="Calibri" w:hAnsi="Calibri"/>
-          <w:i w:val="false"/>
-          <w:iCs w:val="false"/>
-          <w:sz w:val="22"/>
-          <w:szCs w:val="22"/>
-        </w:rPr>
-        <w:t xml:space="preserve">Deze antwoorden gebruik ik als basis voor het ontwerp van de feedback-ervaring van de AI-coach. Ook gebruik ik ze om de enquête onder StudieStappers scherper te maken. Die enquête kan bijvoorbeeld vragen welke van deze punten StudieStappers zelf het belangrijkst vinden. En het latere testen van het prototype beantwoordt de derde deelvraag definitief.</w:t>
+        <w:t xml:space="preserve">Uit deelvraag 3 volgt dat begrip alleen niet genoeg is. Feedback leidt pas tot echte gedragsverandering als die gaat over één concreet gedrag, een duidelijke volgende stap geeft, snel en herhaald terugkomt, en aanvoelt als een eigen keuze in plaats van een verplichting van bovenaf.</w:t>
+      </w:r>
+    </w:p>
+    <w:p>
+      <w:pPr>
+        <w:spacing w:after="200" w:line="276"/>
+        <w:jc w:val="both"/>
+      </w:pPr>
+      <w:r>
+        <w:rPr>
+          <w:rFonts w:ascii="Calibri" w:cs="Calibri" w:eastAsia="Calibri" w:hAnsi="Calibri"/>
+          <w:i w:val="false"/>
+          <w:iCs w:val="false"/>
+          <w:sz w:val="22"/>
+          <w:szCs w:val="22"/>
+        </w:rPr>
+        <w:t xml:space="preserve">Deze antwoorden gebruik ik als basis voor het ontwerp van de feedback-ervaring van de AI-coach. Ook gebruik ik ze om de enquête onder StudieStappers scherper te maken: die kan bijvoorbeeld toetsen of deze voorwaarden voor gedragsverandering ook voor StudieStappers zelf gelden, en of het latere prototype daar ook echt aan voldoet.</w:t>
       </w:r>
     </w:p>
     <w:p>
